--- a/data/outputs/v2/Biology/SS3.1_Animal_Nutrition/Biology_Animal_Nutrition_SummaryTable.docx
+++ b/data/outputs/v2/Biology/SS3.1_Animal_Nutrition/Biology_Animal_Nutrition_SummaryTable.docx
@@ -38,6 +38,177 @@
           <w:szCs w:val="22"/>
         </w:rPr>
         <w:t xml:space="preserve">Sub-Strand 3.1: Animal Nutrition — Teacher Reference (Pre-filled)</w:t>
+      </w:r>
+    </w:p>
+    <w:p>
+      <w:pPr>
+        <w:spacing w:after="80" w:before="120"/>
+      </w:pPr>
+      <w:r>
+        <w:rPr>
+          <w:rFonts w:ascii="Arial" w:cs="Arial" w:eastAsia="Arial" w:hAnsi="Arial"/>
+          <w:b/>
+          <w:bCs/>
+          <w:color w:val="1F3864"/>
+          <w:sz w:val="20"/>
+          <w:szCs w:val="20"/>
+        </w:rPr>
+        <w:t xml:space="preserve">ATTRIBUTION AND LICENSING</w:t>
+      </w:r>
+    </w:p>
+    <w:p>
+      <w:pPr>
+        <w:spacing w:after="60" w:before="0"/>
+      </w:pPr>
+      <w:r>
+        <w:rPr>
+          <w:rFonts w:ascii="Arial" w:cs="Arial" w:eastAsia="Arial" w:hAnsi="Arial"/>
+          <w:b/>
+          <w:bCs/>
+          <w:sz w:val="17"/>
+          <w:szCs w:val="17"/>
+        </w:rPr>
+        <w:t xml:space="preserve">Curriculum Alignment: </w:t>
+      </w:r>
+      <w:r>
+        <w:rPr>
+          <w:rFonts w:ascii="Arial" w:cs="Arial" w:eastAsia="Arial" w:hAnsi="Arial"/>
+          <w:sz w:val="17"/>
+          <w:szCs w:val="17"/>
+        </w:rPr>
+        <w:t xml:space="preserve">Structured in pedagogical alignment with the competence-based curriculum format and learning outcomes established by the Kenya Institute of Curriculum Development (KICD). This material is independently developed and is not officially endorsed or published by KICD.</w:t>
+      </w:r>
+    </w:p>
+    <w:p>
+      <w:pPr>
+        <w:spacing w:after="60" w:before="0"/>
+      </w:pPr>
+      <w:r>
+        <w:rPr>
+          <w:rFonts w:ascii="Arial" w:cs="Arial" w:eastAsia="Arial" w:hAnsi="Arial"/>
+          <w:b/>
+          <w:bCs/>
+          <w:sz w:val="17"/>
+          <w:szCs w:val="17"/>
+        </w:rPr>
+        <w:t xml:space="preserve">Content &amp; Pedagogy: </w:t>
+      </w:r>
+      <w:r>
+        <w:rPr>
+          <w:rFonts w:ascii="Arial" w:cs="Arial" w:eastAsia="Arial" w:hAnsi="Arial"/>
+          <w:sz w:val="17"/>
+          <w:szCs w:val="17"/>
+        </w:rPr>
+        <w:t xml:space="preserve">Developed and adapted by the educator team at SeaVuria (registered 501(c)(3) in the United States and registered NGO in Kenya, No. 872-850A-BF11), who designed the pedagogical framework, lesson templates and exemplar lessons on which this material is based.</w:t>
+      </w:r>
+    </w:p>
+    <w:p>
+      <w:pPr>
+        <w:spacing w:after="60" w:before="0"/>
+      </w:pPr>
+      <w:r>
+        <w:rPr>
+          <w:rFonts w:ascii="Arial" w:cs="Arial" w:eastAsia="Arial" w:hAnsi="Arial"/>
+          <w:b/>
+          <w:bCs/>
+          <w:sz w:val="17"/>
+          <w:szCs w:val="17"/>
+        </w:rPr>
+        <w:t xml:space="preserve">Production &amp; Layout: </w:t>
+      </w:r>
+      <w:r>
+        <w:rPr>
+          <w:rFonts w:ascii="Arial" w:cs="Arial" w:eastAsia="Arial" w:hAnsi="Arial"/>
+          <w:sz w:val="17"/>
+          <w:szCs w:val="17"/>
+        </w:rPr>
+        <w:t xml:space="preserve">Educational design and curriculum sequencing by SeaVuria. Technical layout, structural formatting, and digital optimization/implementation executed in partnership with ARES Education (registered 501(c)(3) in the United States and Canada (as Afretech Aid) and registered NGO in Kenya), with lesson drafting and compilation assisted by AI (Claude, Anthropic).</w:t>
+      </w:r>
+    </w:p>
+    <w:p>
+      <w:pPr>
+        <w:pBdr>
+          <w:bottom w:val="single" w:color="1F3864" w:sz="6" w:space="6"/>
+        </w:pBdr>
+        <w:spacing w:after="60" w:before="0"/>
+      </w:pPr>
+      <w:r>
+        <w:rPr>
+          <w:rFonts w:ascii="Arial" w:cs="Arial" w:eastAsia="Arial" w:hAnsi="Arial"/>
+          <w:b/>
+          <w:bCs/>
+          <w:sz w:val="17"/>
+          <w:szCs w:val="17"/>
+        </w:rPr>
+        <w:t xml:space="preserve">Licensing &amp; Copyright: </w:t>
+      </w:r>
+      <w:r>
+        <w:rPr>
+          <w:rFonts w:ascii="Arial" w:cs="Arial" w:eastAsia="Arial" w:hAnsi="Arial"/>
+          <w:sz w:val="17"/>
+          <w:szCs w:val="17"/>
+        </w:rPr>
+        <w:t xml:space="preserve">© 2026 SeaVuria and ARES. This work is licensed under a </w:t>
+      </w:r>
+      <w:hyperlink w:history="1" r:id="rIdkt05vntz8spuzyvozbc2q">
+        <w:r>
+          <w:rPr>
+            <w:rFonts w:ascii="Arial" w:cs="Arial" w:eastAsia="Arial" w:hAnsi="Arial"/>
+            <w:color w:val="1F6B75"/>
+            <w:sz w:val="17"/>
+            <w:szCs w:val="17"/>
+            <w:u w:val="single" w:color="1F6B75"/>
+          </w:rPr>
+          <w:t xml:space="preserve">Creative Commons Attribution-NonCommercial 4.0 International License</w:t>
+        </w:r>
+      </w:hyperlink>
+      <w:r>
+        <w:rPr>
+          <w:rFonts w:ascii="Arial" w:cs="Arial" w:eastAsia="Arial" w:hAnsi="Arial"/>
+          <w:sz w:val="17"/>
+          <w:szCs w:val="17"/>
+        </w:rPr>
+        <w:t xml:space="preserve"> (</w:t>
+      </w:r>
+      <w:hyperlink w:history="1" r:id="rId9evucufh9ovd59c1ic4rj">
+        <w:r>
+          <w:rPr>
+            <w:rFonts w:ascii="Arial" w:cs="Arial" w:eastAsia="Arial" w:hAnsi="Arial"/>
+            <w:color w:val="1F6B75"/>
+            <w:sz w:val="17"/>
+            <w:szCs w:val="17"/>
+            <w:u w:val="single" w:color="1F6B75"/>
+          </w:rPr>
+          <w:t xml:space="preserve">CC BY-NC 4.0</w:t>
+        </w:r>
+      </w:hyperlink>
+      <w:r>
+        <w:rPr>
+          <w:rFonts w:ascii="Arial" w:cs="Arial" w:eastAsia="Arial" w:hAnsi="Arial"/>
+          <w:sz w:val="17"/>
+          <w:szCs w:val="17"/>
+        </w:rPr>
+        <w:t xml:space="preserve">). To view a copy of this license, visit </w:t>
+      </w:r>
+      <w:hyperlink w:history="1" r:id="rIdepxd2wofggwenfvkel3l6">
+        <w:r>
+          <w:rPr>
+            <w:rFonts w:ascii="Arial" w:cs="Arial" w:eastAsia="Arial" w:hAnsi="Arial"/>
+            <w:color w:val="1F6B75"/>
+            <w:sz w:val="17"/>
+            <w:szCs w:val="17"/>
+            <w:u w:val="single" w:color="1F6B75"/>
+          </w:rPr>
+          <w:t xml:space="preserve">https://creativecommons.org/licenses/by-nc/4.0/</w:t>
+        </w:r>
+      </w:hyperlink>
+      <w:r>
+        <w:rPr>
+          <w:rFonts w:ascii="Arial" w:cs="Arial" w:eastAsia="Arial" w:hAnsi="Arial"/>
+          <w:sz w:val="17"/>
+          <w:szCs w:val="17"/>
+        </w:rPr>
+        <w:t xml:space="preserve">. You are free to copy, redistribute, and adapt this material in any medium or format, provided appropriate credit is given and the material is not used for commercial purposes. KICD learning outcomes and curriculum designations reproduced here for alignment purposes remain the property of KICD and are not covered by this license. Linked external resources (e.g. CK-12, Khan Academy, PhET) are subject to their own licenses.</w:t>
       </w:r>
     </w:p>
     <w:p>

--- a/data/outputs/v2/Biology/SS3.1_Animal_Nutrition/Biology_Animal_Nutrition_SummaryTable.docx
+++ b/data/outputs/v2/Biology/SS3.1_Animal_Nutrition/Biology_Animal_Nutrition_SummaryTable.docx
@@ -564,7 +564,7 @@
                 <w:sz w:val="18"/>
                 <w:szCs w:val="18"/>
               </w:rPr>
-              <w:t xml:space="preserve">Students examined a set of anchor images: an aphid feeding on a maize stem in a Rift Valley farm, a flamingo filtering water at Lake Nakuru, and a Maasai elder chewing nyama choma. Teacher should display all three images simultaneously and ask: 'What is the same about what each animal is doing? What is different?' Allow 60 seconds silent observation before cold-calling 4–5 students. Students also observed a short video clip of a locust swarm devastating a maize crop in Western Kenya, anchoring the real-world stakes of animal feeding structures.</w:t>
+              <w:t xml:space="preserve">Learners watched video footage of a mosquito piercing skin with its proboscis, a grasshopper chewing maize leaves with mandibles, aphids feeding on plant stems, a flamingo sweeping its filter beak through water at a lake, and a fish eagle tearing a fish with its hooked beak. Learners recorded specific observations in a two-column chart and identified five distinct feeding actions: PIERCE, CHEW, SUCK SAP, FILTER, TEAR.</w:t>
             </w:r>
           </w:p>
         </w:tc>
@@ -596,7 +596,7 @@
                 <w:sz w:val="18"/>
                 <w:szCs w:val="18"/>
               </w:rPr>
-              <w:t xml:space="preserve">Animal nutrition is the process by which animals obtain, digest, absorb, and use food for energy, growth, repair, and reproduction. All animals are heterotrophs — they cannot manufacture their own food and must consume organic matter. Different animals have evolved radically different feeding structures (mouthparts, beaks, teeth, digestive organs) that are precisely matched to their food sources. The anchoring phenomenon is established: the unit will explain HOW these structures achieve nutrient acquisition. Pedagogical note: record students' initial ideas on the Driving Question Board (DQB) in a 'What we think' column — do NOT correct misconceptions yet; use them as diagnostic data.</w:t>
+              <w:t xml:space="preserve">Learners learned that: (1) animal nutrition is the process by which animals obtain and use food for energy, growth, and repair; (2) different animals possess feeding structures (mouthparts, beaks, teeth) that are adapted to the type of food they eat; (3) the term 'adaptation' describes a structure or behaviour that helps an organism survive — and feeding structures are a key example of structural adaptation; (4) the shape of a feeding structure is directly connected to the type of food it can access (e.g., a needle-like proboscis accesses liquid blood; flat grinding mandibles process solid plant tissue).</w:t>
             </w:r>
           </w:p>
         </w:tc>
@@ -628,7 +628,7 @@
                 <w:sz w:val="18"/>
                 <w:szCs w:val="18"/>
               </w:rPr>
-              <w:t xml:space="preserve">Students can explain that despite the visible differences between an aphid, a flamingo, and a human, all three are solving the same biological problem — extracting nutrients from the environment — using structures shaped by their diet. The teacher should use the analogy of tools in a Nairobi hardware shop: a jembe (hoe), a panga, and a pair of pliers all 'harvest' material, but their shapes reflect the specific job. The driving question is posted prominently and the class co-constructs the first DQB entries. Formative check: exit ticket — 'In one sentence, what is animal nutrition, and name ONE structure any animal uses to get food.'</w:t>
+              <w:t xml:space="preserve">Learners began to explain the anchoring phenomenon — why a mosquito can drink blood but a grasshopper cannot — by connecting the STRUCTURE of each animal's feeding apparatus to the FUNCTION it performs and the FOOD it enables access to. Learners constructed a Structure→Function→Food table and drew an annotated starting model of one animal's feeding structure. They posted questions on the Driving Question Board that they cannot yet explain, including questions about what happens INSIDE the animal's body after food enters — the central question of the remaining lessons in this sub-strand.</w:t>
             </w:r>
           </w:p>
         </w:tc>
@@ -713,7 +713,7 @@
                 <w:sz w:val="18"/>
                 <w:szCs w:val="18"/>
               </w:rPr>
-              <w:t xml:space="preserve">Students observed preserved or printed specimens of a locust (Schistocerca gregaria) and a caterpillar (Spodoptera frugiperda — the fall armyworm devastating Kenyan maize). Using hand lenses or a projected diagram, they identified the labrum, mandibles, maxillae, and labium. Teacher should direct: 'Use your hand lens to find the hardest, darkest part of the mouthparts — that is the mandible.' Students then performed a structured observation: they pressed two index fingers together and moved them side-to-side (medially) to simulate mandibular movement, contrasting with up-down jaw movement. This kinesthetic model makes the medial motion concrete. A chewed maize leaf sample and an unchewed leaf are compared under the hand lens.</w:t>
+              <w:t xml:space="preserve">Ragged, torn holes in maize leaves from the Kakamega farm; a labelled grasshopper mouthpart diagram showing five components including hard, toothed, sideways-moving mandibles; a termite mouthpart diagram showing similar chewing structures adapted to woody material.</w:t>
             </w:r>
           </w:p>
         </w:tc>
@@ -745,7 +745,7 @@
                 <w:sz w:val="18"/>
                 <w:szCs w:val="18"/>
               </w:rPr>
-              <w:t xml:space="preserve">Chewing (mandibulate) insects possess mandibles — hardened, sclerotised, toothed cuticular structures that move in the medial plane (side to side) to cut, crush, and grind solid food. The labrum acts as an upper lip to hold food; maxillae and the labium manipulate and taste food. This constitutes mechanical digestion: the physical breakdown of large food particles into smaller ones, increasing surface area for subsequent chemical digestion. The fall armyworm's mandibles are adapted to slice through the tough cellulose of maize leaves. Pedagogical note: emphasise that mechanical digestion does NOT change the chemical identity of food molecules — a starch molecule remains starch whether in a whole grain or a chewed piece.</w:t>
+              <w:t xml:space="preserve">Chewing insects possess mandibles that are hardened, toothed, and move sideways (medially) to cut and grind solid food. The labrum, maxillae, labium, and hypopharynx support the mandibles in processing food. This physical tearing and grinding is called mechanical digestion. Both grasshoppers and termites share this mouthpart pattern because they both feed on solid organic material.</w:t>
             </w:r>
           </w:p>
         </w:tc>
@@ -777,7 +777,7 @@
                 <w:sz w:val="18"/>
                 <w:szCs w:val="18"/>
               </w:rPr>
-              <w:t xml:space="preserve">Students can explain that the mandible's hardness (from chitin and protein cross-linking), its toothed edges, and its side-to-side motion are structural features that directly enable the function of cutting and grinding solid plant material. This links back to the driving question: the locust and fall armyworm devastate Kenyan crops precisely because their mandibles are optimised for shearing plant tissue. Teacher should ask: 'Could a mosquito eat a maize leaf with its mouthparts? Why not?' (Cold-call 3 students; expected answer: no — the mosquito's mouthparts are specialised for piercing and sucking, not chewing.) Add 'mandible structure → mechanical breakdown' to the DQB model column.</w:t>
+              <w:t xml:space="preserve">The ragged holes in the Kakamega maize leaves are caused by the grasshopper using its mandibles to cut and grind solid leaf tissue — a process of mechanical digestion. The hardness and serrated surface of the mandibles, combined with their sideways movement, make them structurally suited to processing solid plant material. This is an example of structural adaptation: the shape of the mandible directly enables the grasshopper to obtain nutrients from a food source that requires physical force to break down. This evidence advances the driving question by showing that one key factor determining the shape of an animal feeding structure is the physical form of its food — solid tissue requires a hard, grinding tool.</w:t>
             </w:r>
           </w:p>
         </w:tc>
@@ -862,7 +862,7 @@
                 <w:sz w:val="18"/>
                 <w:szCs w:val="18"/>
               </w:rPr>
-              <w:t xml:space="preserve">Students constructed physical models of piercing-sucking mouthparts using a plastic drinking straw (food canal), a thin coffee stirrer inserted inside (salivary canal), and foam tubing wrapped around (labium). They labelled all parts using masking tape flags. They then used the model to 'pierce' a balloon filled with red-coloured water (representing a blood vessel or phloem sieve tube) and observed liquid rising through the food canal. Teacher should circulate and ask: 'What would happen if the labium were rigid instead of flexible?' (Expected: it could not fold back to allow stylet penetration.) Students also examined a diagram of an aphid stylet navigating between maize leaf cells to reach the phloem — a Kenya-relevant agricultural pest context.</w:t>
+              <w:t xml:space="preserve">Learners watched video clips showing aphids inserting their stylets into maize stems in a Kakamega-style farm setting and a mosquito proboscis penetrating skin in slow motion, recording structural features and feeding behaviours on a structured comparison chart. They also revisited their Lesson 1 predictions about the mosquito-vs-grasshopper phenomenon.</w:t>
             </w:r>
           </w:p>
         </w:tc>
@@ -894,7 +894,7 @@
                 <w:sz w:val="18"/>
                 <w:szCs w:val="18"/>
               </w:rPr>
-              <w:t xml:space="preserve">Piercing-sucking mouthparts consist of: (1) the labium — a flexible, grooved sheath that guides the stylet bundle and folds back during feeding; (2) the stylet bundle containing the food canal (through which liquid food is drawn up) and the salivary canal (through which saliva containing anticoagulants or digestive enzymes is injected). The aphid's stylet navigates intercellularly to reach phloem sap; the mosquito's stylet locates a blood capillary. Neither organism can chew solid food. These mouthparts are adapted to liquid diets under pressure. Pedagogical note: the aphid is a major pest on Kenyan bean and maize farms — this context motivates why understanding the structure matters for pest management decisions.</w:t>
+              <w:t xml:space="preserve">Learners constructed physical models of piercing-sucking mouthparts using straws and foam, labelling the labium, food canal, salivary canal, and stylet bundle. They wrote CER explanations linking the needle-like stylet structure to liquid-food access and the absence of visible chewing damage. They updated the class Driving Question Board with new evidence about aphids (Kakamega maize) and mosquitoes (Nairobi), and extended their cumulative mouthpart diversity model to contrast piercing-sucking with the chewing mouthparts from Lesson 2.</w:t>
             </w:r>
           </w:p>
         </w:tc>
@@ -926,7 +926,7 @@
                 <w:sz w:val="18"/>
                 <w:szCs w:val="18"/>
               </w:rPr>
-              <w:t xml:space="preserve">Students can explain that the needle-like, smooth stylet can penetrate tissue because it is thin and rigid (hardened chitin), while the labium's flexibility allows it to concertina without tearing the feeding site. The salivary canal's role in injecting saliva that suppresses plant or host defences is a key structure-function link. Teacher draws the contrast table on the board: mandibulate (locust) vs haustellate (mosquito/aphid) — structures differ because diets differ. Connect to driving question: 'The aphid's stylet explains HOW it extracts phloem sap from a maize plant — the structure IS the explanation.' Update DQB: add 'stylet → liquid feeding' alongside 'mandible → solid food grinding.'</w:t>
+              <w:t xml:space="preserve">Piercing-sucking mouthparts — found in mosquitoes, aphids, and tsetse flies — consist of a multi-channel stylet bundle enclosed in a protective labium sheath. The stylet penetrates plant phloem tissue or animal skin through a gradual rocking motion, without tearing the surface. Saliva is injected through the salivary canal to prevent clotting or aid sap flow, while liquid food (blood or phloem sap) is drawn up through the food canal. This structural specialisation allows these insects to access nutrient-rich liquid food sources unavailable to chewing insects — explaining why an aphid can wilt a maize plant without leaving a single hole, and why a mosquito can draw blood painlessly at first, connecting directly to the anchoring phenomenon.</w:t>
             </w:r>
           </w:p>
         </w:tc>
@@ -1011,7 +1011,7 @@
                 <w:sz w:val="18"/>
                 <w:szCs w:val="18"/>
               </w:rPr>
-              <w:t xml:space="preserve">Students performed a structured card-sort activity using photograph cards of five Kenyan birds: the African fish eagle (Haliaeetus vocifer), the Rüppell's vulture, the African grey hornbill, the superb starling, and the flamingo. Each card includes a beak image and a food-source clue. Students sorted the cards into groups before receiving any labels. Teacher should give 3 minutes for silent individual sorting, then 2 minutes for pair discussion, then cold-call 3 pairs to justify their groupings. After sorting, students used forceps (simulating a hooked beak) vs. a slotted spoon (simulating a filter beak) to retrieve different items from a water tray: rubber fish shapes, small beads, and larger pebbles — making beak function tactile.</w:t>
+              <w:t xml:space="preserve">Photographs and labelled diagrams of the fish eagle, white-backed vulture, African grey hornbill, and pied crow beaks, showing differences in tip sharpness, curvature, gape width, and serration of the tomia (inner beak edge)</w:t>
             </w:r>
           </w:p>
         </w:tc>
@@ -1043,7 +1043,7 @@
                 <w:sz w:val="18"/>
                 <w:szCs w:val="18"/>
               </w:rPr>
-              <w:t xml:space="preserve">Beak morphology in birds is a direct structural adaptation to diet: (1) The African fish eagle's beak is sharply hooked and pointed, with a strong curved upper mandible — adapted to grip slippery fish and tear flesh; the talons complement the beak by securing prey. (2) The vulture's heavily hooked, powerful beak with a long neck allows it to reach deep inside carcasses to tear muscle from bone — a scavenger adaptation seen at Kenyan game reserves. (3) Seed-eaters (hornbill, starling) have short, robust, conical beaks for cracking hard seed coats. The key principle: beak shape = diet fingerprint. Pedagogical note: 'You can identify what a bird eats just by looking at its beak' is a powerful takeaway — encourage students to test this the next time they see a bird near school.</w:t>
+              <w:t xml:space="preserve">Beak morphology in Kenyan birds directly reflects diet: the fish eagle has a sharply hooked, pointed beak for gripping and tearing fish flesh; the vulture has a hooked beak with wide gape for reaching into carcasses; the hornbill has a large, blunter curved beak for crushing and tossing hard fruits and invertebrates; all three represent adaptations in which structure determines the food an animal can access</w:t>
             </w:r>
           </w:p>
         </w:tc>
@@ -1075,7 +1075,7 @@
                 <w:sz w:val="18"/>
                 <w:szCs w:val="18"/>
               </w:rPr>
-              <w:t xml:space="preserve">Students can explain that the fish eagle's hooked tip creates a lever that amplifies force at the point of contact, allowing flesh to be torn rather than grasped whole. The curvature of the upper mandible means the bird can 'hook and pull' — a structure matched exactly to the function of dismembering a Nile perch caught from Lake Victoria. Teacher should ask: 'Why can't the fish eagle filter Lake Nakuru's algae like a flamingo?' (Answer: its beak has no lamellae/filter plates, and the hook would be useless for concentrating microscopic algae.) This contrast sets up Lesson 5 perfectly. Add to DQB: 'hooked beak → gripping/tearing flesh.'</w:t>
+              <w:t xml:space="preserve">Using CER statements, learners explained that the specific structural features of each beak — curvature, tip sharpness, gape width — enable specific feeding actions (tearing, gripping, crushing), and that these adaptations are as functionally necessary as an aphid stylet or a grasshopper mandible, advancing the driving question evidence that feeding structures across all animals reflect the food source the animal relies on for nutrients</w:t>
             </w:r>
           </w:p>
         </w:tc>
@@ -1160,7 +1160,7 @@
                 <w:sz w:val="18"/>
                 <w:szCs w:val="18"/>
               </w:rPr>
-              <w:t xml:space="preserve">Students simulated flamingo filter-feeding using a bent plastic spoon with holes drilled or cut into it (representing lamellae). They held it upside down in a tray of water containing small sesame seeds mixed with larger lentils, moved the 'beak' side-to-side while submerged, then observed which seeds were trapped. Teacher should ask: 'Why does the flamingo hold its beak upside down?' (Allow 30 seconds think time; cold-call 2 students.) Students also examined a close-up photograph of flamingo lamellae and compared it to a photograph of a whale's baleen — drawing the parallel between two very different animals using the same filtration principle. A Kenya context anchor: the 1–2 million lesser flamingos at Lake Nakuru represent one of the greatest wildlife spectacles, sustained entirely by the filtration of Spirulina algae.</w:t>
+              <w:t xml:space="preserve">Learners watched flamingos at Lake Nakuru filter-feeding with their bent, lamellae-lined beaks and sunbirds probing Kenyan flowers with long, curved beaks. They recorded specific structural features — including the upside-down beak position, tongue pumping action, and comb-like lamellae of the flamingo, and the decurved beak and tubular tongue of the sunbird — on structured observation charts.</w:t>
             </w:r>
           </w:p>
         </w:tc>
@@ -1192,7 +1192,7 @@
                 <w:sz w:val="18"/>
                 <w:szCs w:val="18"/>
               </w:rPr>
-              <w:t xml:space="preserve">The flamingo's beak is uniquely bent at 90° at the midpoint, held upside down during feeding, and lined with fine comb-like lamellae on the upper mandible and a large, muscular tongue that acts as a pump. Water and algae are taken in; the tongue pumps water out through the lamellae filter while algae and diatoms are trapped and swallowed. The sunbird's long, curved, tubular beak is adapted for nectar-probing in deep flowers (e.g., aloe species common in Kenyan highlands). The key concept: filtering structures select for particle SIZE, not species — lamellae are a physical sieve. Pedagogical note: Compare to the fine mesh on a Kenyan tea strainer vs. a colander — same principle, different pore size, different selectivity.</w:t>
+              <w:t xml:space="preserve">Learners learned that beak morphology is a direct structural adaptation to food source and habitat: the flamingo's beak acts as a biological sieve, using lamellae to filter algae and small crustaceans from alkaline Lake Nakuru water, while the sunbird's curved beak and tubular tongue allow it to reach nectar deep inside Kenyan flowers. They applied the Claim-Evidence-Reasoning framework to explain why each beak cannot perform the other's function.</w:t>
             </w:r>
           </w:p>
         </w:tc>
@@ -1224,7 +1224,7 @@
                 <w:sz w:val="18"/>
                 <w:szCs w:val="18"/>
               </w:rPr>
-              <w:t xml:space="preserve">Students can explain that the flamingo's upside-down beak position, the muscular tongue pump, and the fine lamellae together constitute a biological filtration system precisely calibrated to the size of Spirulina algae cells (~5–10 µm). This explains why flamingos concentrate at Lake Nakuru (alkaline lake with dense Spirulina blooms) rather than Lake Victoria (different algae profile). The driving question is revisited: 'The flamingo's beak structure — its bend, its lamellae, its tongue — directly explains HOW it extracts nutrients (cyanobacteria) from Lake Nakuru.' Update DQB: students add 'filter beak + lamellae → microscopic algae extraction.' Class now has insect mouthparts AND bird beak examples on the board.</w:t>
+              <w:t xml:space="preserve">Learners explained that across all animals studied in Lessons 1–5 — from the grasshopper's mandibles and the mosquito's fascicle to the flamingo's filter beak and the sunbird's probing beak — the pattern is the same: every feeding structure is shaped precisely to match the food source and the habitat in which the animal finds that food. This principle of structure-determines-function-determines-diet was added to the cumulative class model and the Driving Question Board as the class's emerging explanation, setting up the shift in Lessons 6–10 toward what happens to food inside the animal's body.</w:t>
             </w:r>
           </w:p>
         </w:tc>
@@ -1309,7 +1309,7 @@
                 <w:sz w:val="18"/>
                 <w:szCs w:val="18"/>
               </w:rPr>
-              <w:t xml:space="preserve">Students examined plaster cast models or printed photographs of three mammalian skulls: a lion (Panthera leo, carnivore), a zebra (Equus quagga, herbivore), and a human (Homo sapiens, omnivore). Using a structured observation sheet, they counted and sketched tooth types in each quadrant. Teacher should circulate with the prompt: 'Find the longest, most pointed tooth in each skull — what job do you think it does?' Students also bit into a piece of ugali (soft, cohesive starchy food) and noted which teeth they used first (incisors to cut), then chewed with (molars). This self-observation connects their own dentition directly to the lesson content.</w:t>
+              <w:t xml:space="preserve">Skull diagrams and Maasai Mara wildlife photographs of a lion, cow, and human; a 3-minute multimedia clip of a lion feeding on a wildebeest and a cow chewing cud at the Maasai Mara; tooth counts recorded in a structured evidence table.</w:t>
             </w:r>
           </w:p>
         </w:tc>
@@ -1341,7 +1341,7 @@
                 <w:sz w:val="18"/>
                 <w:szCs w:val="18"/>
               </w:rPr>
-              <w:t xml:space="preserve">Mammals possess four types of teeth, each structurally adapted to a specific function: (1) Incisors — flat, chisel-shaped, at the front; cut and slice food (e.g., biting a piece of chapati). (2) Canines — long, conical, pointed; pierce and hold prey (large in carnivores like lions; reduced in herbivores). (3) Premolars — broader, with cusps; crush and begin grinding. (4) Molars — large, flat, multi-cusped; grind tough fibrous material (largest in herbivores). The dental formula records tooth numbers per half-jaw (I/I · C/C · P/P · M/M × 2). Human dental formula: I 2/2 · C 1/1 · P 2/2 · M 3/3 × 2 = 32 teeth. Pedagogical note: students commonly confuse 'dental formula is per half-jaw × 2' — emphasise this explicitly and have them calculate the human total (32) step by step.</w:t>
+              <w:t xml:space="preserve">The four types of mammalian teeth (incisors, canines, premolars, molars) differ in shape and function; dental formulae can be calculated from skull diagrams; carnivores (lion) have prominent canines and carnassial teeth for gripping and shearing meat; herbivores (cow) lack upper incisors and have broad, ridged molars for grinding grass; omnivores (humans) have a balanced set of all four tooth types reflecting a mixed diet.</w:t>
             </w:r>
           </w:p>
         </w:tc>
@@ -1373,7 +1373,7 @@
                 <w:sz w:val="18"/>
                 <w:szCs w:val="18"/>
               </w:rPr>
-              <w:t xml:space="preserve">Students can explain that a lion's reduced/absent premolars and huge canines reflect a diet of fresh meat requiring gripping and shearing, while the zebra's absent canines and vast flat molars reflect a diet of tough savanna grasses requiring prolonged grinding. The human omnivore dentition is a 'compromise' — functional incisors, small canines, and effective molars — matching a diet of diverse foods from nyama choma to githeri to fruit. Teacher should ask: 'If you found a mammal skull with no canines and very large molars covering most of the jaw, what would you predict about its diet? Where in Kenya might it live?' (Expected: herbivore — perhaps a wildebeest on the Maasai Mara.) Add to DQB: 'tooth shape → diet type → habitat prediction.'</w:t>
+              <w:t xml:space="preserve">Tooth shape is a structural adaptation directly linked to diet: the lion's elongated canines and shearing carnassials allow it to grip and slice muscle tissue at the Maasai Mara, while the cow's dental pad and wide molars allow it to crop and grind tough grass. This structure-function relationship in mammalian dentition extends the pattern seen across all animals in this unit — from the mosquito's piercing stylet to the flamingo's filtering lamellae — confirming that the shape of a feeding structure determines what food an animal can access and how it begins to extract nutrients.</w:t>
             </w:r>
           </w:p>
         </w:tc>
@@ -1458,7 +1458,7 @@
                 <w:sz w:val="18"/>
                 <w:szCs w:val="18"/>
               </w:rPr>
-              <w:t xml:space="preserve">Students used a 7-metre length of rope laid out on the school compound to represent the full length of the human alimentary canal — mouth to anus. Different coloured ribbon sections mark each organ (red = stomach, yellow = small intestine ~6 m, green = large intestine ~1.5 m). Students walked the length of the rope while the teacher narrated: 'Your ugali just left your mouth… it's now in your oesophagus… it just entered your stomach.' This kinaesthetic activity makes the scale of the digestive system viscerally real. Students then completed a blank diagram labelling activity identifying: mouth, salivary glands, oesophagus, stomach, liver, pancreas, small intestine (duodenum, ileum), large intestine, rectum, and anus.</w:t>
+              <w:t xml:space="preserve">Learners built a physical model of the human digestive system using rubber tubing, balloons, a funnel, rope, and a nylon stocking to represent the oesophagus, stomach, small intestine, large intestine, and rectum. They moved a clay food bolus through the model, narrating the journey of a meal of ugali and sukuma wiki from mouth to anus, and labelled where mechanical digestion, chemical digestion, and absorption of starch, vitamins, iron, and water occur.</w:t>
             </w:r>
           </w:p>
         </w:tc>
@@ -1490,7 +1490,7 @@
                 <w:sz w:val="18"/>
                 <w:szCs w:val="18"/>
               </w:rPr>
-              <w:t xml:space="preserve">The human digestive system is a continuous tube (the alimentary canal) plus accessory glands. Each organ has a structure matched to its function: (1) Mouth — teeth and tongue for mechanical digestion; salivary glands secrete amylase for starch breakdown. (2) Oesophagus — muscular tube using peristalsis (wave-like muscle contractions) to move food. (3) Stomach — thick muscular walls churn food into chyme; gastric glands secrete HCl (pH 2, kills pathogens, activates pepsin) and pepsin (protein digestion). (4) Small intestine — main site of chemical digestion and absorption; receives bile from liver (emulsifies fats) and pancreatic enzymes. (5) Large intestine — absorbs water; forms faeces. Pedagogical note: the 6-metre length of the small intestine surprises students — use this surprise to motivate the question: 'Why so long?' (Answer explored in Lesson 9: maximum absorption surface area.)</w:t>
+              <w:t xml:space="preserve">The human digestive system is a series of specialised organs — mouth, oesophagus, stomach, small intestine, large intestine, and rectum — each structurally adapted to perform a specific function. Starch in ugali is broken down by amylase in the mouth and pancreatic juice in the small intestine, producing glucose that is absorbed through the villi into the bloodstream. Vitamins and iron from sukuma wiki are also absorbed in the small intestine. Water is reclaimed in the large intestine. Structure determines function at every level — from the length of the small intestine (maximising absorption surface area) to the muscular walls of the stomach (enabling mechanical churning).</w:t>
             </w:r>
           </w:p>
         </w:tc>
@@ -1522,7 +1522,7 @@
                 <w:sz w:val="18"/>
                 <w:szCs w:val="18"/>
               </w:rPr>
-              <w:t xml:space="preserve">Students can explain that the sequence of organs represents a production line: each station (organ) performs a specific transformation on the ugali-and-sukuma-wiki meal. The thick muscular stomach wall produces the mechanical churning needed to mix the meal with gastric acid, while the long small intestine provides the time and surface area needed for absorption. Teacher connects to the driving question: 'Just as the flamingo's beak is a structure that explains HOW it feeds, the stomach's thick muscle wall is a structure that explains HOW it breaks down your ugali.' Update DQB: students add organ names to their cumulative model diagram of the digestive system.</w:t>
+              <w:t xml:space="preserve">Just as the mosquito's proboscis, the grasshopper's mandibles, and the flamingo's lamellae are external structures adapted to obtain specific foods, the human digestive system is a set of internal structures adapted to process and extract nutrients from a varied diet. The mosquito bypasses the need for a complex digestive system because blood is already nutrient-rich and dissolved — but a human eating ugali and sukuma wiki needs a multi-organ system to chemically break down complex carbohydrates, proteins, and fibre before nutrients can enter the blood. Structure determines function — from beak to bowel.</w:t>
             </w:r>
           </w:p>
         </w:tc>
@@ -1607,7 +1607,7 @@
                 <w:sz w:val="18"/>
                 <w:szCs w:val="18"/>
               </w:rPr>
-              <w:t xml:space="preserve">Students performed a starch-amylase experiment: they placed a drop of cooked ugali paste (starch suspension) in each well of a spotting tile, added a drop of salivary amylase solution (or commercial amylase), and tested with iodine solution at 30-second intervals. Iodine turns blue-black in the presence of starch; as amylase digests the starch the blue-black colour fades to orange-brown. Students recorded colour changes on a time table. Teacher should ask: 'What is the iodine test telling you is DISAPPEARING?' (Starch.) 'What is APPEARING instead?' (Reducing sugars — confirmed with Benedict's reagent on a final sample.) This two-test protocol makes both substrate disappearance and product appearance visible. Temperature variation (cold water vs. 37°C water bath) can be added as an extension.</w:t>
+              <w:t xml:space="preserve">When I chewed plain ugali for two minutes, the taste changed from starchy to slightly sweet. When I tested unchewed ugali with iodine it turned blue-black, and with Benedict's reagent it remained blue. When I tested chewed ugali with iodine it turned yellow-brown, and with Benedict's reagent it turned brick-red after heating.</w:t>
             </w:r>
           </w:p>
         </w:tc>
@@ -1639,7 +1639,7 @@
                 <w:sz w:val="18"/>
                 <w:szCs w:val="18"/>
               </w:rPr>
-              <w:t xml:space="preserve">Chemical digestion is the enzymatic hydrolysis of large, insoluble food molecules into small, soluble molecules that can be absorbed. Key enzymes and their actions: (1) Salivary amylase (mouth) — breaks starch → maltose (a reducing sugar). (2) Gastric protease/pepsin (stomach, active at pH 2) — breaks proteins → polypeptides. (3) Pancreatic amylase (small intestine) — continues starch → maltose digestion. (4) Pancreatic lipase (small intestine) — breaks lipids → fatty acids + glycerol (bile salts from the liver first emulsify fat droplets, increasing surface area for lipase). (5) Intestinal proteases (small intestine) — complete protein → amino acid digestion. Pedagogical note: a common misconception is that enzymes are 'used up' — explicitly state that enzymes are biological catalysts; they are reused. Use the analogy of a mkokoteni (handcart) that carries goods without being consumed.</w:t>
+              <w:t xml:space="preserve">Amylase in saliva chemically breaks down starch (a large, insoluble carbohydrate) into reducing sugars (small, soluble molecules) in the mouth and small intestine. Pepsin in the stomach breaks down proteins such as those in nyama choma. Lipase in the small intestine breaks down fats from foods like avocado into fatty acids and glycerol. Enzymes are biological catalysts — they are specific to their substrate and are not used up in the reaction.</w:t>
             </w:r>
           </w:p>
         </w:tc>
@@ -1671,7 +1671,7 @@
                 <w:sz w:val="18"/>
                 <w:szCs w:val="18"/>
               </w:rPr>
-              <w:t xml:space="preserve">Students can explain that the ugali (maize starch and protein) is chemically dismantled in a relay: amylase begins in the mouth, is inactivated by stomach acid, and is resumed by pancreatic amylase in the small intestine. Sukuma wiki (kale — containing cellulose, vitamins, and minerals) has its cell walls mechanically disrupted by chewing; vitamins and minerals are released for absorption, but cellulose is NOT digested (humans lack cellulase) and passes to the large intestine as dietary fibre. Teacher should ask: 'Why does your saliva start digesting ugali but not nyama choma (meat)?' (Salivary amylase acts on starch, not protein — correct enzyme for correct substrate.) Add to DQB: 'enzyme specificity → substrate-specific chemical breakdown.'</w:t>
+              <w:t xml:space="preserve">The sweet taste I noticed when chewing ugali was caused by amylase converting starch molecules into sugar molecules. The colour changes in the food tests provided evidence of this molecular transformation — iodine could no longer find starch to react with, and Benedict's reagent found reducing sugar that was not present before. This explains how the organs of the digestive system, which I labelled in Lesson 7, actually carry out their function at the molecular level. It also connects back to the anchoring phenomenon: a mosquito uses salivary enzymes to prevent blood clotting just as I use amylase to begin digesting ugali — both are molecular adaptations matched to a specific food source.</w:t>
             </w:r>
           </w:p>
         </w:tc>
@@ -1756,7 +1756,7 @@
                 <w:sz w:val="18"/>
                 <w:szCs w:val="18"/>
               </w:rPr>
-              <w:t xml:space="preserve">Students compared two surfaces to understand absorption area: a flat plastic sheet vs. a towel made of terry-cloth loops. They pressed both against a wet paper towel for 5 seconds and compared water absorbed — the towel (representing villi) absorbs far more. Teacher then shows a photomicrograph of ileum cross-section displaying villi and microvilli, alongside a labelled diagram. Students measured and calculated: 'If one villus increases surface area by 10×, and microvilli increase it by 20× more, what is the total multiplication factor?' (200×.) Students also analysed a case study: a 12-year-old child from a rural Kisumu family whose diet consists mainly of plain ugali with no protein or vitamin sources — students identify which nutrients are missing and predict health consequences.</w:t>
+              <w:t xml:space="preserve">We examined a detailed diagram of the ileum wall and identified villi and microvilli as finger-like projections that massively increase the surface area available for absorption. We observed two distinct pathways inside the villus: capillaries that receive glucose and amino acids, and a central lacteal that receives fatty acids and glycerol. We also read real Kenyan health data showing that children in Kilifi County can develop kwashiorkor from protein-deficient diets and that many adolescent girls in Nairobi have iron-deficiency anaemia.</w:t>
             </w:r>
           </w:p>
         </w:tc>
@@ -1788,7 +1788,7 @@
                 <w:sz w:val="18"/>
                 <w:szCs w:val="18"/>
               </w:rPr>
-              <w:t xml:space="preserve">Absorption occurs primarily in the ileum. Structural adaptations maximising absorption: (1) Villi — finger-like projections of the intestinal lining increasing surface area. (2) Microvilli (brush border) — further increase surface area on each villus epithelial cell. (3) Rich capillary network in each villus — glucose and amino acids diffuse into blood capillaries → hepatic portal vein → liver. (4) Lacteals — lymph vessels in each villus absorb fatty acids and glycerol (reassembled into triglycerides as chylomicrons). Assimilation = the use of absorbed nutrients by body cells (e.g., glucose → ATP in cellular respiration; amino acids → new proteins for muscle growth). Malnutrition in Kenya: protein deficiency → kwashiorkor (oedema, stunted growth); energy deficiency → marasmus; iron deficiency → anaemia (prevalent in Kisumu and Homa Bay counties). Pedagogical note: handle malnutrition content sensitively — frame around systemic food access issues, not individual blame.</w:t>
+              <w:t xml:space="preserve">Digested nutrients are absorbed in the ileum across the thin epithelial cells of the villi into the blood or lymph. Glucose and amino acids diffuse into blood capillaries and travel to the liver via the hepatic portal vein. Fatty acids and glycerol recombine into fat droplets that enter the central lacteal and travel through the lymphatic system. Assimilation means body cells actually use those absorbed nutrients — glucose in respiration, amino acids to build proteins. Malnutrition occurs when the diet lacks adequate nutrients, and even healthy villi cannot absorb what is not consumed.</w:t>
             </w:r>
           </w:p>
         </w:tc>
@@ -1820,7 +1820,7 @@
                 <w:sz w:val="18"/>
                 <w:szCs w:val="18"/>
               </w:rPr>
-              <w:t xml:space="preserve">Students can explain that the ileum's villi and microvilli are structural adaptations that increase surface area to maximise the rate of absorption — exactly the same logic as the flamingo's lamellae increasing the surface area for filtering algae. The structure-function connection is identical in principle, applied to different scales and contexts. Teacher draws this explicit parallel on the board. The Kisumu case study is debriefed: the child lacks protein (no amino acids for growth → kwashiorkor risk), iron (no haemoglobin synthesis → anaemia risk), and vitamins. Update DQB: 'villus structure → maximum absorption surface area.' Students revise their cumulative model to include absorption and assimilation steps.</w:t>
+              <w:t xml:space="preserve">The entire journey from a meal of ugali and sukuma wiki — chewed in the mouth, digested by enzymes in the stomach and small intestine — ends with small soluble molecules crossing the villus wall into the blood. The structural features of villi (thin walls, large surface area, rich blood supply, central lacteal) make this transfer efficient. When any part of this system fails — whether because of an inadequate diet or damaged villi — cells are deprived of nutrients they need, leading to conditions like kwashiorkor or anaemia. This connects back to the anchoring phenomenon: a mosquito drinking liquid blood delivers ready-made amino acids directly to its gut for absorption, bypassing the need for extensive mechanical digestion — a shortcut that a chewing grasshopper with solid plant food cannot take.</w:t>
             </w:r>
           </w:p>
         </w:tc>
@@ -1905,7 +1905,7 @@
                 <w:sz w:val="18"/>
                 <w:szCs w:val="18"/>
               </w:rPr>
-              <w:t xml:space="preserve">Students laid out all anchor images from the unit (aphid on maize, mosquito, locust, flamingo at Lake Nakuru, fish eagle over Lake Victoria, lion skull, zebra skull, human digestive system diagram) on their desks simultaneously. They were given 5 minutes to silently re-examine all images with the driving question projected: 'How do the structures animals use to get food explain how each animal gets the nutrients it needs to survive?' Teacher then posed three synthesis questions for think-pair-share: (1) 'What is the ONE biological problem all these structures are solving?' (2) 'Choose any two animals from the unit — explain how their feeding structures are similar in PURPOSE but different in FORM.' (3) 'Add one animal not studied in this unit and predict its feeding structure based on what you now know.' Cold-call 4 pairs for question 3.</w:t>
+              <w:t xml:space="preserve">Learners observed their own Lesson 1 initial models alongside their finalised Lesson 10 cumulative models during the Gallery Walk, noting structural differences in how the anchoring phenomenon animals (grasshopper, aphid, mosquito, flamingo, fish eagle) were represented. They also observed peer models during the Gallery Walk, using sticky-note feedback to identify evidence-linked strengths and gaps. During the Popcorn Round, learners observed how individual contributions built toward a collective scientific explanation of the driving question.</w:t>
             </w:r>
           </w:p>
         </w:tc>
@@ -1937,7 +1937,7 @@
                 <w:sz w:val="18"/>
                 <w:szCs w:val="18"/>
               </w:rPr>
-              <w:t xml:space="preserve">The unifying principle of the entire unit: all animal feeding structures — regardless of their physical form — are evolutionary solutions to the same problem: extracting sufficient nutrients (energy, protein, minerals, vitamins) from the environment to support life. Structure always reflects function, and function always reflects diet/habitat. Specific structures: aphid stylet (liquid phloem sap, intercellular penetration), mosquito stylet (liquid blood, anticoagulant saliva), locust mandibles (solid plant tissue, mechanical shearing), flamingo lamellae (microscopic algae, pressure filtration), fish eagle hooked beak (fish flesh, gripping and tearing), mammalian dentition (diet-matched tooth morphology), human alimentary canal (sequential mechanical + chemical digestion + absorption + assimilation). Pedagogical note: this synthesis lesson is the payoff of all prior lessons — ensure every student can articulate the driving question answer in their own words before the lesson ends.</w:t>
+              <w:t xml:space="preserve">Learners consolidated the unit's core understanding: that all animal feeding structures — from the aphid's needle-like stylet that pierces phloem vessels in maize stems in Kakamega, to the flamingo's comb-like lamellae that filter cyanobacteria from Lake Nakuru's alkaline water, to the human small intestine's villi that maximise glucose and amino acid absorption — are structural adaptations that serve the same ultimate biological purpose: obtaining nutrients for survival. Learners also learned to evaluate Kenyan food choices (githeri, sukuma wiki, ugali, mandazi, nyama choma) using nutrient density relative to cost, connecting digestion and absorption biology to real-world dietary decisions.</w:t>
             </w:r>
           </w:p>
         </w:tc>
@@ -1969,7 +1969,7 @@
                 <w:sz w:val="18"/>
                 <w:szCs w:val="18"/>
               </w:rPr>
-              <w:t xml:space="preserve">Students can fully explain the driving question: the structures animals use to get food are not arbitrary — each feature (the needle sharpness of a stylet, the hook curvature of an eagle's beak, the flat surface of a molar, the finger-like projection of a villus) is a precise structural adaptation that makes nutrient extraction possible for that animal in that environment. Form follows function follows diet follows habitat. Teacher conducts a final DQB review: read each entry from Lessons 1–9 and ask, 'Do we now have an explanation for this?' Students vote thumbs-up if the entry is now explained. Any unresolved questions are noted for future study. Students submit their final annotated cumulative model as the unit's summative performance task — the model must include at least one insect mouthpart, one bird beak, one mammalian tooth type, and one labelled digestive organ, each linked by arrows to the nutrient it helps obtain.</w:t>
+              <w:t xml:space="preserve">Learners constructed individual Final Explanations using the CER+Evidence framework (Claim–Evidence–Reasoning with four cross-unit evidence references), answering the driving question: 'How do the structures animals use to get food explain how each animal gets the nutrients it needs to survive?' The class collectively completed the Driving Question Board, closing all outstanding inquiry questions and co-authoring a 'Class Final Explanation.' Learners explained how the shape of a feeding structure is inseparable from its function — a grasshopper's grinding mandibles can process tough maize leaf cellulose but cannot pierce skin; a mosquito's fascicle-bundled proboscis can navigate dermis and locate capillaries but cannot chew solid tissue. Structure constrains and enables function, and function determines what nutrients are accessible — this principle, applied from beak tip to intestinal microvillus, is the unifying explanation of Sub-Strand 3.1.</w:t>
             </w:r>
           </w:p>
         </w:tc>
@@ -2093,7 +2093,7 @@
         </w:rPr>
         <w:t xml:space="preserve">© 2026 SeaVuria and ARES. This work is licensed under a </w:t>
       </w:r>
-      <w:hyperlink w:history="1" r:id="rIdjyummipmpt-uchne0flrg">
+      <w:hyperlink w:history="1" r:id="rIdkqkacnr9ot9033rz0soga">
         <w:r>
           <w:rPr>
             <w:rFonts w:ascii="Arial" w:cs="Arial" w:eastAsia="Arial" w:hAnsi="Arial"/>
@@ -2113,7 +2113,7 @@
         </w:rPr>
         <w:t xml:space="preserve"> (</w:t>
       </w:r>
-      <w:hyperlink w:history="1" r:id="rIdtanmc9eomwz9wq6uieud6">
+      <w:hyperlink w:history="1" r:id="rIdg2tjcrwxobuarcmhjaz1z">
         <w:r>
           <w:rPr>
             <w:rFonts w:ascii="Arial" w:cs="Arial" w:eastAsia="Arial" w:hAnsi="Arial"/>
@@ -2133,7 +2133,7 @@
         </w:rPr>
         <w:t xml:space="preserve">). To view a copy of this license, visit </w:t>
       </w:r>
-      <w:hyperlink w:history="1" r:id="rIdf4kedj78dpeihmcb8kskx">
+      <w:hyperlink w:history="1" r:id="rId9xnodtt1y6xknodcckcl_">
         <w:r>
           <w:rPr>
             <w:rFonts w:ascii="Arial" w:cs="Arial" w:eastAsia="Arial" w:hAnsi="Arial"/>

--- a/data/outputs/v2/Biology/SS3.1_Animal_Nutrition/Biology_Animal_Nutrition_SummaryTable.docx
+++ b/data/outputs/v2/Biology/SS3.1_Animal_Nutrition/Biology_Animal_Nutrition_SummaryTable.docx
@@ -1309,7 +1309,7 @@
                 <w:sz w:val="18"/>
                 <w:szCs w:val="18"/>
               </w:rPr>
-              <w:t xml:space="preserve">Skull diagrams and Maasai Mara wildlife photographs of a lion, cow, and human; a 3-minute multimedia clip of a lion feeding on a wildebeest and a cow chewing cud at the Maasai Mara; tooth counts recorded in a structured evidence table.</w:t>
+              <w:t xml:space="preserve">Skull diagrams and Maasai Mara wildlife photographs of a lion, cow, and human; a 3-minute multimedia clip of a lion feeding on a wildebeest and a wildebeest chewing cud at the Maasai Mara; tooth counts recorded in a structured evidence table.</w:t>
             </w:r>
           </w:p>
         </w:tc>
@@ -2093,7 +2093,7 @@
         </w:rPr>
         <w:t xml:space="preserve">© 2026 SeaVuria and ARES. This work is licensed under a </w:t>
       </w:r>
-      <w:hyperlink w:history="1" r:id="rIdkqkacnr9ot9033rz0soga">
+      <w:hyperlink w:history="1" r:id="rIdx7bx14vawjchr6r4sygwb">
         <w:r>
           <w:rPr>
             <w:rFonts w:ascii="Arial" w:cs="Arial" w:eastAsia="Arial" w:hAnsi="Arial"/>
@@ -2113,7 +2113,7 @@
         </w:rPr>
         <w:t xml:space="preserve"> (</w:t>
       </w:r>
-      <w:hyperlink w:history="1" r:id="rIdg2tjcrwxobuarcmhjaz1z">
+      <w:hyperlink w:history="1" r:id="rId9uqdigehqsobgevo5oy9u">
         <w:r>
           <w:rPr>
             <w:rFonts w:ascii="Arial" w:cs="Arial" w:eastAsia="Arial" w:hAnsi="Arial"/>
@@ -2133,7 +2133,7 @@
         </w:rPr>
         <w:t xml:space="preserve">). To view a copy of this license, visit </w:t>
       </w:r>
-      <w:hyperlink w:history="1" r:id="rId9xnodtt1y6xknodcckcl_">
+      <w:hyperlink w:history="1" r:id="rIdu4wfrsx7-zwm_gyqbih3l">
         <w:r>
           <w:rPr>
             <w:rFonts w:ascii="Arial" w:cs="Arial" w:eastAsia="Arial" w:hAnsi="Arial"/>

--- a/data/outputs/v2/Biology/SS3.1_Animal_Nutrition/Biology_Animal_Nutrition_SummaryTable.docx
+++ b/data/outputs/v2/Biology/SS3.1_Animal_Nutrition/Biology_Animal_Nutrition_SummaryTable.docx
@@ -2093,7 +2093,7 @@
         </w:rPr>
         <w:t xml:space="preserve">© 2026 SeaVuria and ARES. This work is licensed under a </w:t>
       </w:r>
-      <w:hyperlink w:history="1" r:id="rIdx7bx14vawjchr6r4sygwb">
+      <w:hyperlink w:history="1" r:id="rIdxtgpy8p6hwe5zo-fup5zd">
         <w:r>
           <w:rPr>
             <w:rFonts w:ascii="Arial" w:cs="Arial" w:eastAsia="Arial" w:hAnsi="Arial"/>
@@ -2113,7 +2113,7 @@
         </w:rPr>
         <w:t xml:space="preserve"> (</w:t>
       </w:r>
-      <w:hyperlink w:history="1" r:id="rId9uqdigehqsobgevo5oy9u">
+      <w:hyperlink w:history="1" r:id="rId5lm6w51mamrixwfotkg3l">
         <w:r>
           <w:rPr>
             <w:rFonts w:ascii="Arial" w:cs="Arial" w:eastAsia="Arial" w:hAnsi="Arial"/>
@@ -2133,7 +2133,7 @@
         </w:rPr>
         <w:t xml:space="preserve">). To view a copy of this license, visit </w:t>
       </w:r>
-      <w:hyperlink w:history="1" r:id="rIdu4wfrsx7-zwm_gyqbih3l">
+      <w:hyperlink w:history="1" r:id="rIdehnh-1dsexab1umfov3lj">
         <w:r>
           <w:rPr>
             <w:rFonts w:ascii="Arial" w:cs="Arial" w:eastAsia="Arial" w:hAnsi="Arial"/>

--- a/data/outputs/v2/Biology/SS3.1_Animal_Nutrition/Biology_Animal_Nutrition_SummaryTable.docx
+++ b/data/outputs/v2/Biology/SS3.1_Animal_Nutrition/Biology_Animal_Nutrition_SummaryTable.docx
@@ -2093,7 +2093,7 @@
         </w:rPr>
         <w:t xml:space="preserve">© 2026 SeaVuria and ARES. This work is licensed under a </w:t>
       </w:r>
-      <w:hyperlink w:history="1" r:id="rIdxtgpy8p6hwe5zo-fup5zd">
+      <w:hyperlink w:history="1" r:id="rIdlm1zmxc8e5q13iunz_ebe">
         <w:r>
           <w:rPr>
             <w:rFonts w:ascii="Arial" w:cs="Arial" w:eastAsia="Arial" w:hAnsi="Arial"/>
@@ -2113,7 +2113,7 @@
         </w:rPr>
         <w:t xml:space="preserve"> (</w:t>
       </w:r>
-      <w:hyperlink w:history="1" r:id="rId5lm6w51mamrixwfotkg3l">
+      <w:hyperlink w:history="1" r:id="rIdosskwmrpy7m3yqbg__vji">
         <w:r>
           <w:rPr>
             <w:rFonts w:ascii="Arial" w:cs="Arial" w:eastAsia="Arial" w:hAnsi="Arial"/>
@@ -2133,7 +2133,7 @@
         </w:rPr>
         <w:t xml:space="preserve">). To view a copy of this license, visit </w:t>
       </w:r>
-      <w:hyperlink w:history="1" r:id="rIdehnh-1dsexab1umfov3lj">
+      <w:hyperlink w:history="1" r:id="rIdduajirgb3ro4szrcfw0vy">
         <w:r>
           <w:rPr>
             <w:rFonts w:ascii="Arial" w:cs="Arial" w:eastAsia="Arial" w:hAnsi="Arial"/>

--- a/data/outputs/v2/Biology/SS3.1_Animal_Nutrition/Biology_Animal_Nutrition_SummaryTable.docx
+++ b/data/outputs/v2/Biology/SS3.1_Animal_Nutrition/Biology_Animal_Nutrition_SummaryTable.docx
@@ -2093,7 +2093,7 @@
         </w:rPr>
         <w:t xml:space="preserve">© 2026 SeaVuria and ARES. This work is licensed under a </w:t>
       </w:r>
-      <w:hyperlink w:history="1" r:id="rIdlm1zmxc8e5q13iunz_ebe">
+      <w:hyperlink w:history="1" r:id="rIdtbmqeq9as9bo6f1np4gtn">
         <w:r>
           <w:rPr>
             <w:rFonts w:ascii="Arial" w:cs="Arial" w:eastAsia="Arial" w:hAnsi="Arial"/>
@@ -2113,7 +2113,7 @@
         </w:rPr>
         <w:t xml:space="preserve"> (</w:t>
       </w:r>
-      <w:hyperlink w:history="1" r:id="rIdosskwmrpy7m3yqbg__vji">
+      <w:hyperlink w:history="1" r:id="rIdynmz9auwzahsejlf7ekm1">
         <w:r>
           <w:rPr>
             <w:rFonts w:ascii="Arial" w:cs="Arial" w:eastAsia="Arial" w:hAnsi="Arial"/>
@@ -2133,7 +2133,7 @@
         </w:rPr>
         <w:t xml:space="preserve">). To view a copy of this license, visit </w:t>
       </w:r>
-      <w:hyperlink w:history="1" r:id="rIdduajirgb3ro4szrcfw0vy">
+      <w:hyperlink w:history="1" r:id="rIdcqnbix5ct_eqcocidtllz">
         <w:r>
           <w:rPr>
             <w:rFonts w:ascii="Arial" w:cs="Arial" w:eastAsia="Arial" w:hAnsi="Arial"/>

--- a/data/outputs/v2/Biology/SS3.1_Animal_Nutrition/Biology_Animal_Nutrition_SummaryTable.docx
+++ b/data/outputs/v2/Biology/SS3.1_Animal_Nutrition/Biology_Animal_Nutrition_SummaryTable.docx
@@ -4,6 +4,7 @@
   <w:body>
     <w:p>
       <w:pPr>
+        <w:keepNext w:val="false"/>
         <w:spacing w:after="30" w:before="0"/>
         <w:jc w:val="center"/>
       </w:pPr>
@@ -23,6 +24,7 @@
     </w:p>
     <w:p>
       <w:pPr>
+        <w:keepNext w:val="false"/>
         <w:spacing w:after="60" w:before="0"/>
         <w:jc w:val="center"/>
       </w:pPr>
@@ -81,6 +83,7 @@
           </w:tcPr>
           <w:p>
             <w:pPr>
+              <w:keepNext w:val="false"/>
               <w:spacing w:after="40" w:before="0"/>
               <w:jc w:val="center"/>
             </w:pPr>
@@ -115,6 +118,7 @@
           </w:tcPr>
           <w:p>
             <w:pPr>
+              <w:keepNext w:val="false"/>
               <w:spacing w:after="40" w:before="0"/>
               <w:jc w:val="left"/>
             </w:pPr>
@@ -147,6 +151,7 @@
           </w:tcPr>
           <w:p>
             <w:pPr>
+              <w:keepNext w:val="false"/>
               <w:spacing w:after="40" w:before="0"/>
               <w:jc w:val="left"/>
             </w:pPr>
@@ -181,6 +186,7 @@
           </w:tcPr>
           <w:p>
             <w:pPr>
+              <w:keepNext w:val="false"/>
               <w:spacing w:after="40" w:before="0"/>
               <w:jc w:val="left"/>
             </w:pPr>
@@ -213,6 +219,7 @@
           </w:tcPr>
           <w:p>
             <w:pPr>
+              <w:keepNext w:val="false"/>
               <w:spacing w:after="40" w:before="0"/>
               <w:jc w:val="left"/>
             </w:pPr>
@@ -273,6 +280,7 @@
           </w:tcPr>
           <w:p>
             <w:pPr>
+              <w:keepNext w:val="false"/>
               <w:spacing w:after="40" w:before="0"/>
               <w:jc w:val="center"/>
             </w:pPr>
@@ -307,6 +315,7 @@
           </w:tcPr>
           <w:p>
             <w:pPr>
+              <w:keepNext w:val="false"/>
               <w:spacing w:after="40" w:before="0"/>
               <w:jc w:val="left"/>
             </w:pPr>
@@ -369,6 +378,7 @@
           </w:tcPr>
           <w:p>
             <w:pPr>
+              <w:keepNext w:val="false"/>
               <w:spacing w:after="40" w:before="0"/>
               <w:jc w:val="left"/>
             </w:pPr>
@@ -401,6 +411,7 @@
           </w:tcPr>
           <w:p>
             <w:pPr>
+              <w:keepNext w:val="false"/>
               <w:spacing w:after="40" w:before="0"/>
               <w:jc w:val="left"/>
             </w:pPr>
@@ -433,6 +444,7 @@
           </w:tcPr>
           <w:p>
             <w:pPr>
+              <w:keepNext w:val="false"/>
               <w:spacing w:after="40" w:before="0"/>
               <w:jc w:val="left"/>
             </w:pPr>
@@ -465,6 +477,7 @@
           </w:tcPr>
           <w:p>
             <w:pPr>
+              <w:keepNext w:val="false"/>
               <w:spacing w:after="40" w:before="0"/>
               <w:jc w:val="left"/>
             </w:pPr>
@@ -499,6 +512,7 @@
           </w:tcPr>
           <w:p>
             <w:pPr>
+              <w:keepNext w:val="false"/>
               <w:spacing w:after="40" w:before="0"/>
               <w:jc w:val="left"/>
             </w:pPr>
@@ -518,6 +532,7 @@
           </w:p>
           <w:p>
             <w:pPr>
+              <w:keepNext w:val="false"/>
               <w:spacing w:after="40" w:before="0"/>
               <w:jc w:val="left"/>
             </w:pPr>
@@ -550,6 +565,7 @@
           </w:tcPr>
           <w:p>
             <w:pPr>
+              <w:keepNext w:val="false"/>
               <w:spacing w:after="40" w:before="0"/>
               <w:jc w:val="left"/>
             </w:pPr>
@@ -582,6 +598,7 @@
           </w:tcPr>
           <w:p>
             <w:pPr>
+              <w:keepNext w:val="false"/>
               <w:spacing w:after="40" w:before="0"/>
               <w:jc w:val="left"/>
             </w:pPr>
@@ -614,6 +631,7 @@
           </w:tcPr>
           <w:p>
             <w:pPr>
+              <w:keepNext w:val="false"/>
               <w:spacing w:after="40" w:before="0"/>
               <w:jc w:val="left"/>
             </w:pPr>
@@ -648,6 +666,7 @@
           </w:tcPr>
           <w:p>
             <w:pPr>
+              <w:keepNext w:val="false"/>
               <w:spacing w:after="40" w:before="0"/>
               <w:jc w:val="left"/>
             </w:pPr>
@@ -667,6 +686,7 @@
           </w:p>
           <w:p>
             <w:pPr>
+              <w:keepNext w:val="false"/>
               <w:spacing w:after="40" w:before="0"/>
               <w:jc w:val="left"/>
             </w:pPr>
@@ -699,6 +719,7 @@
           </w:tcPr>
           <w:p>
             <w:pPr>
+              <w:keepNext w:val="false"/>
               <w:spacing w:after="40" w:before="0"/>
               <w:jc w:val="left"/>
             </w:pPr>
@@ -731,6 +752,7 @@
           </w:tcPr>
           <w:p>
             <w:pPr>
+              <w:keepNext w:val="false"/>
               <w:spacing w:after="40" w:before="0"/>
               <w:jc w:val="left"/>
             </w:pPr>
@@ -763,6 +785,7 @@
           </w:tcPr>
           <w:p>
             <w:pPr>
+              <w:keepNext w:val="false"/>
               <w:spacing w:after="40" w:before="0"/>
               <w:jc w:val="left"/>
             </w:pPr>
@@ -797,6 +820,7 @@
           </w:tcPr>
           <w:p>
             <w:pPr>
+              <w:keepNext w:val="false"/>
               <w:spacing w:after="40" w:before="0"/>
               <w:jc w:val="left"/>
             </w:pPr>
@@ -816,6 +840,7 @@
           </w:p>
           <w:p>
             <w:pPr>
+              <w:keepNext w:val="false"/>
               <w:spacing w:after="40" w:before="0"/>
               <w:jc w:val="left"/>
             </w:pPr>
@@ -848,6 +873,7 @@
           </w:tcPr>
           <w:p>
             <w:pPr>
+              <w:keepNext w:val="false"/>
               <w:spacing w:after="40" w:before="0"/>
               <w:jc w:val="left"/>
             </w:pPr>
@@ -880,6 +906,7 @@
           </w:tcPr>
           <w:p>
             <w:pPr>
+              <w:keepNext w:val="false"/>
               <w:spacing w:after="40" w:before="0"/>
               <w:jc w:val="left"/>
             </w:pPr>
@@ -912,6 +939,7 @@
           </w:tcPr>
           <w:p>
             <w:pPr>
+              <w:keepNext w:val="false"/>
               <w:spacing w:after="40" w:before="0"/>
               <w:jc w:val="left"/>
             </w:pPr>
@@ -946,6 +974,7 @@
           </w:tcPr>
           <w:p>
             <w:pPr>
+              <w:keepNext w:val="false"/>
               <w:spacing w:after="40" w:before="0"/>
               <w:jc w:val="left"/>
             </w:pPr>
@@ -965,6 +994,7 @@
           </w:p>
           <w:p>
             <w:pPr>
+              <w:keepNext w:val="false"/>
               <w:spacing w:after="40" w:before="0"/>
               <w:jc w:val="left"/>
             </w:pPr>
@@ -997,6 +1027,7 @@
           </w:tcPr>
           <w:p>
             <w:pPr>
+              <w:keepNext w:val="false"/>
               <w:spacing w:after="40" w:before="0"/>
               <w:jc w:val="left"/>
             </w:pPr>
@@ -1029,6 +1060,7 @@
           </w:tcPr>
           <w:p>
             <w:pPr>
+              <w:keepNext w:val="false"/>
               <w:spacing w:after="40" w:before="0"/>
               <w:jc w:val="left"/>
             </w:pPr>
@@ -1061,6 +1093,7 @@
           </w:tcPr>
           <w:p>
             <w:pPr>
+              <w:keepNext w:val="false"/>
               <w:spacing w:after="40" w:before="0"/>
               <w:jc w:val="left"/>
             </w:pPr>
@@ -1095,6 +1128,7 @@
           </w:tcPr>
           <w:p>
             <w:pPr>
+              <w:keepNext w:val="false"/>
               <w:spacing w:after="40" w:before="0"/>
               <w:jc w:val="left"/>
             </w:pPr>
@@ -1114,6 +1148,7 @@
           </w:p>
           <w:p>
             <w:pPr>
+              <w:keepNext w:val="false"/>
               <w:spacing w:after="40" w:before="0"/>
               <w:jc w:val="left"/>
             </w:pPr>
@@ -1146,6 +1181,7 @@
           </w:tcPr>
           <w:p>
             <w:pPr>
+              <w:keepNext w:val="false"/>
               <w:spacing w:after="40" w:before="0"/>
               <w:jc w:val="left"/>
             </w:pPr>
@@ -1178,6 +1214,7 @@
           </w:tcPr>
           <w:p>
             <w:pPr>
+              <w:keepNext w:val="false"/>
               <w:spacing w:after="40" w:before="0"/>
               <w:jc w:val="left"/>
             </w:pPr>
@@ -1210,6 +1247,7 @@
           </w:tcPr>
           <w:p>
             <w:pPr>
+              <w:keepNext w:val="false"/>
               <w:spacing w:after="40" w:before="0"/>
               <w:jc w:val="left"/>
             </w:pPr>
@@ -1244,6 +1282,7 @@
           </w:tcPr>
           <w:p>
             <w:pPr>
+              <w:keepNext w:val="false"/>
               <w:spacing w:after="40" w:before="0"/>
               <w:jc w:val="left"/>
             </w:pPr>
@@ -1263,6 +1302,7 @@
           </w:p>
           <w:p>
             <w:pPr>
+              <w:keepNext w:val="false"/>
               <w:spacing w:after="40" w:before="0"/>
               <w:jc w:val="left"/>
             </w:pPr>
@@ -1295,6 +1335,7 @@
           </w:tcPr>
           <w:p>
             <w:pPr>
+              <w:keepNext w:val="false"/>
               <w:spacing w:after="40" w:before="0"/>
               <w:jc w:val="left"/>
             </w:pPr>
@@ -1327,6 +1368,7 @@
           </w:tcPr>
           <w:p>
             <w:pPr>
+              <w:keepNext w:val="false"/>
               <w:spacing w:after="40" w:before="0"/>
               <w:jc w:val="left"/>
             </w:pPr>
@@ -1359,6 +1401,7 @@
           </w:tcPr>
           <w:p>
             <w:pPr>
+              <w:keepNext w:val="false"/>
               <w:spacing w:after="40" w:before="0"/>
               <w:jc w:val="left"/>
             </w:pPr>
@@ -1393,6 +1436,7 @@
           </w:tcPr>
           <w:p>
             <w:pPr>
+              <w:keepNext w:val="false"/>
               <w:spacing w:after="40" w:before="0"/>
               <w:jc w:val="left"/>
             </w:pPr>
@@ -1412,6 +1456,7 @@
           </w:p>
           <w:p>
             <w:pPr>
+              <w:keepNext w:val="false"/>
               <w:spacing w:after="40" w:before="0"/>
               <w:jc w:val="left"/>
             </w:pPr>
@@ -1444,6 +1489,7 @@
           </w:tcPr>
           <w:p>
             <w:pPr>
+              <w:keepNext w:val="false"/>
               <w:spacing w:after="40" w:before="0"/>
               <w:jc w:val="left"/>
             </w:pPr>
@@ -1476,6 +1522,7 @@
           </w:tcPr>
           <w:p>
             <w:pPr>
+              <w:keepNext w:val="false"/>
               <w:spacing w:after="40" w:before="0"/>
               <w:jc w:val="left"/>
             </w:pPr>
@@ -1508,6 +1555,7 @@
           </w:tcPr>
           <w:p>
             <w:pPr>
+              <w:keepNext w:val="false"/>
               <w:spacing w:after="40" w:before="0"/>
               <w:jc w:val="left"/>
             </w:pPr>
@@ -1542,6 +1590,7 @@
           </w:tcPr>
           <w:p>
             <w:pPr>
+              <w:keepNext w:val="false"/>
               <w:spacing w:after="40" w:before="0"/>
               <w:jc w:val="left"/>
             </w:pPr>
@@ -1561,6 +1610,7 @@
           </w:p>
           <w:p>
             <w:pPr>
+              <w:keepNext w:val="false"/>
               <w:spacing w:after="40" w:before="0"/>
               <w:jc w:val="left"/>
             </w:pPr>
@@ -1593,6 +1643,7 @@
           </w:tcPr>
           <w:p>
             <w:pPr>
+              <w:keepNext w:val="false"/>
               <w:spacing w:after="40" w:before="0"/>
               <w:jc w:val="left"/>
             </w:pPr>
@@ -1625,6 +1676,7 @@
           </w:tcPr>
           <w:p>
             <w:pPr>
+              <w:keepNext w:val="false"/>
               <w:spacing w:after="40" w:before="0"/>
               <w:jc w:val="left"/>
             </w:pPr>
@@ -1657,6 +1709,7 @@
           </w:tcPr>
           <w:p>
             <w:pPr>
+              <w:keepNext w:val="false"/>
               <w:spacing w:after="40" w:before="0"/>
               <w:jc w:val="left"/>
             </w:pPr>
@@ -1691,6 +1744,7 @@
           </w:tcPr>
           <w:p>
             <w:pPr>
+              <w:keepNext w:val="false"/>
               <w:spacing w:after="40" w:before="0"/>
               <w:jc w:val="left"/>
             </w:pPr>
@@ -1710,6 +1764,7 @@
           </w:p>
           <w:p>
             <w:pPr>
+              <w:keepNext w:val="false"/>
               <w:spacing w:after="40" w:before="0"/>
               <w:jc w:val="left"/>
             </w:pPr>
@@ -1742,6 +1797,7 @@
           </w:tcPr>
           <w:p>
             <w:pPr>
+              <w:keepNext w:val="false"/>
               <w:spacing w:after="40" w:before="0"/>
               <w:jc w:val="left"/>
             </w:pPr>
@@ -1774,6 +1830,7 @@
           </w:tcPr>
           <w:p>
             <w:pPr>
+              <w:keepNext w:val="false"/>
               <w:spacing w:after="40" w:before="0"/>
               <w:jc w:val="left"/>
             </w:pPr>
@@ -1806,6 +1863,7 @@
           </w:tcPr>
           <w:p>
             <w:pPr>
+              <w:keepNext w:val="false"/>
               <w:spacing w:after="40" w:before="0"/>
               <w:jc w:val="left"/>
             </w:pPr>
@@ -1840,6 +1898,7 @@
           </w:tcPr>
           <w:p>
             <w:pPr>
+              <w:keepNext w:val="false"/>
               <w:spacing w:after="40" w:before="0"/>
               <w:jc w:val="left"/>
             </w:pPr>
@@ -1859,6 +1918,7 @@
           </w:p>
           <w:p>
             <w:pPr>
+              <w:keepNext w:val="false"/>
               <w:spacing w:after="40" w:before="0"/>
               <w:jc w:val="left"/>
             </w:pPr>
@@ -1891,6 +1951,7 @@
           </w:tcPr>
           <w:p>
             <w:pPr>
+              <w:keepNext w:val="false"/>
               <w:spacing w:after="40" w:before="0"/>
               <w:jc w:val="left"/>
             </w:pPr>
@@ -1923,6 +1984,7 @@
           </w:tcPr>
           <w:p>
             <w:pPr>
+              <w:keepNext w:val="false"/>
               <w:spacing w:after="40" w:before="0"/>
               <w:jc w:val="left"/>
             </w:pPr>
@@ -1955,6 +2017,7 @@
           </w:tcPr>
           <w:p>
             <w:pPr>
+              <w:keepNext w:val="false"/>
               <w:spacing w:after="40" w:before="0"/>
               <w:jc w:val="left"/>
             </w:pPr>
@@ -2093,7 +2156,7 @@
         </w:rPr>
         <w:t xml:space="preserve">© 2026 SeaVuria and ARES. This work is licensed under a </w:t>
       </w:r>
-      <w:hyperlink w:history="1" r:id="rIdtbmqeq9as9bo6f1np4gtn">
+      <w:hyperlink w:history="1" r:id="rIdeny5x_gsrwql06tpfngbj">
         <w:r>
           <w:rPr>
             <w:rFonts w:ascii="Arial" w:cs="Arial" w:eastAsia="Arial" w:hAnsi="Arial"/>
@@ -2113,7 +2176,7 @@
         </w:rPr>
         <w:t xml:space="preserve"> (</w:t>
       </w:r>
-      <w:hyperlink w:history="1" r:id="rIdynmz9auwzahsejlf7ekm1">
+      <w:hyperlink w:history="1" r:id="rIdzkhushjecuty0bwanijfi">
         <w:r>
           <w:rPr>
             <w:rFonts w:ascii="Arial" w:cs="Arial" w:eastAsia="Arial" w:hAnsi="Arial"/>
@@ -2133,7 +2196,7 @@
         </w:rPr>
         <w:t xml:space="preserve">). To view a copy of this license, visit </w:t>
       </w:r>
-      <w:hyperlink w:history="1" r:id="rIdcqnbix5ct_eqcocidtllz">
+      <w:hyperlink w:history="1" r:id="rIdvayixb0ff_1m3uvhukh2z">
         <w:r>
           <w:rPr>
             <w:rFonts w:ascii="Arial" w:cs="Arial" w:eastAsia="Arial" w:hAnsi="Arial"/>

--- a/data/outputs/v2/Biology/SS3.1_Animal_Nutrition/Biology_Animal_Nutrition_SummaryTable.docx
+++ b/data/outputs/v2/Biology/SS3.1_Animal_Nutrition/Biology_Animal_Nutrition_SummaryTable.docx
@@ -2156,7 +2156,7 @@
         </w:rPr>
         <w:t xml:space="preserve">© 2026 SeaVuria and ARES. This work is licensed under a </w:t>
       </w:r>
-      <w:hyperlink w:history="1" r:id="rIdeny5x_gsrwql06tpfngbj">
+      <w:hyperlink w:history="1" r:id="rIdzkx86xqq4ufmuvuougyq7">
         <w:r>
           <w:rPr>
             <w:rFonts w:ascii="Arial" w:cs="Arial" w:eastAsia="Arial" w:hAnsi="Arial"/>
@@ -2176,7 +2176,7 @@
         </w:rPr>
         <w:t xml:space="preserve"> (</w:t>
       </w:r>
-      <w:hyperlink w:history="1" r:id="rIdzkhushjecuty0bwanijfi">
+      <w:hyperlink w:history="1" r:id="rIdwqvxnzsj3gkz1mjzs4d2v">
         <w:r>
           <w:rPr>
             <w:rFonts w:ascii="Arial" w:cs="Arial" w:eastAsia="Arial" w:hAnsi="Arial"/>
@@ -2196,7 +2196,7 @@
         </w:rPr>
         <w:t xml:space="preserve">). To view a copy of this license, visit </w:t>
       </w:r>
-      <w:hyperlink w:history="1" r:id="rIdvayixb0ff_1m3uvhukh2z">
+      <w:hyperlink w:history="1" r:id="rId8tq7dcjczm9tggmsiqgun">
         <w:r>
           <w:rPr>
             <w:rFonts w:ascii="Arial" w:cs="Arial" w:eastAsia="Arial" w:hAnsi="Arial"/>
